--- a/Setupinstaller/DocumentsLB/documents/EMARGEMENT-SxxA-Default.docx
+++ b/Setupinstaller/DocumentsLB/documents/EMARGEMENT-SxxA-Default.docx
@@ -178,7 +178,7 @@
           <w:bCs/>
           <w:noProof/>
         </w:rPr>
-        <w:t>BIN</w:t>
+        <w:t>GUYENNET</w:t>
       </w:r>
       <w:r>
         <w:rPr>
@@ -229,7 +229,7 @@
           <w:bCs/>
           <w:noProof/>
         </w:rPr>
-        <w:t>Bruno</w:t>
+        <w:t>Sébastien</w:t>
       </w:r>
       <w:r>
         <w:rPr>
@@ -356,7 +356,7 @@
           <w:bCs/>
           <w:noProof/>
         </w:rPr>
-        <w:t>1404-T2-TE-49</w:t>
+        <w:t>1404-T2-TE-61</w:t>
       </w:r>
       <w:r>
         <w:rPr>
@@ -406,7 +406,7 @@
           <w:bCs/>
           <w:noProof/>
         </w:rPr>
-        <w:t>RRE H et RRE H2</w:t>
+        <w:t>LITHIUM-ION TMHMS &amp; TMHMI</w:t>
       </w:r>
       <w:r>
         <w:rPr>
@@ -499,7 +499,7 @@
           <w:iCs/>
           <w:noProof/>
         </w:rPr>
-        <w:t>2025-09-09 13:30</w:t>
+        <w:t>2025-09-01 13:30</w:t>
       </w:r>
       <w:r>
         <w:rPr>
@@ -548,7 +548,7 @@
           <w:iCs/>
           <w:noProof/>
         </w:rPr>
-        <w:t>2025-09-12 12:00</w:t>
+        <w:t>2025-09-02 17:30</w:t>
       </w:r>
       <w:r>
         <w:rPr>
@@ -593,7 +593,7 @@
         <w:rPr>
           <w:b/>
         </w:rPr>
-        <w:t>BUSSY St Georges</w:t>
+        <w:t>Carquefou</w:t>
       </w:r>
     </w:p>
     <w:p>
@@ -624,7 +624,7 @@
         <w:rPr>
           <w:b/>
         </w:rPr>
-        <w:t>DESANDIEGO Christophe</w:t>
+        <w:t>LE BEC Bruno</w:t>
       </w:r>
     </w:p>
     <w:p>
@@ -1147,7 +1147,14 @@
           <w:b/>
           <w:bCs/>
         </w:rPr>
-        <w:t>CARQUEFOU</w:t>
+        <w:t>C</w:t>
+      </w:r>
+      <w:r>
+        <w:rPr>
+          <w:b/>
+          <w:bCs/>
+        </w:rPr>
+        <w:t>arquefou</w:t>
       </w:r>
       <w:r>
         <w:rPr>
@@ -2827,15 +2834,12 @@
 </file>
 
 <file path=customXml/item1.xml><?xml version="1.0" encoding="utf-8"?>
-<p:properties xmlns:p="http://schemas.microsoft.com/office/2006/metadata/properties" xmlns:xsi="http://www.w3.org/2001/XMLSchema-instance" xmlns:pc="http://schemas.microsoft.com/office/infopath/2007/PartnerControls">
-  <documentManagement>
-    <TaxCatchAll xmlns="0ad0e0a9-ab9a-4e6f-9f02-d25f1222e6d5" xsi:nil="true"/>
-    <Commentaire xmlns="d486a57a-bb99-4dc9-bf99-6c7c10447675" xsi:nil="true"/>
-    <lcf76f155ced4ddcb4097134ff3c332f xmlns="d486a57a-bb99-4dc9-bf99-6c7c10447675">
-      <Terms xmlns="http://schemas.microsoft.com/office/infopath/2007/PartnerControls"/>
-    </lcf76f155ced4ddcb4097134ff3c332f>
-  </documentManagement>
-</p:properties>
+<?mso-contentType ?>
+<FormTemplates xmlns="http://schemas.microsoft.com/sharepoint/v3/contenttype/forms">
+  <Display>DocumentLibraryForm</Display>
+  <Edit>DocumentLibraryForm</Edit>
+  <New>DocumentLibraryForm</New>
+</FormTemplates>
 </file>
 
 <file path=customXml/item2.xml><?xml version="1.0" encoding="utf-8"?>
@@ -3102,21 +3106,21 @@
 </file>
 
 <file path=customXml/item3.xml><?xml version="1.0" encoding="utf-8"?>
-<?mso-contentType ?>
-<FormTemplates xmlns="http://schemas.microsoft.com/sharepoint/v3/contenttype/forms">
-  <Display>DocumentLibraryForm</Display>
-  <Edit>DocumentLibraryForm</Edit>
-  <New>DocumentLibraryForm</New>
-</FormTemplates>
+<p:properties xmlns:p="http://schemas.microsoft.com/office/2006/metadata/properties" xmlns:xsi="http://www.w3.org/2001/XMLSchema-instance" xmlns:pc="http://schemas.microsoft.com/office/infopath/2007/PartnerControls">
+  <documentManagement>
+    <TaxCatchAll xmlns="0ad0e0a9-ab9a-4e6f-9f02-d25f1222e6d5" xsi:nil="true"/>
+    <Commentaire xmlns="d486a57a-bb99-4dc9-bf99-6c7c10447675" xsi:nil="true"/>
+    <lcf76f155ced4ddcb4097134ff3c332f xmlns="d486a57a-bb99-4dc9-bf99-6c7c10447675">
+      <Terms xmlns="http://schemas.microsoft.com/office/infopath/2007/PartnerControls"/>
+    </lcf76f155ced4ddcb4097134ff3c332f>
+  </documentManagement>
+</p:properties>
 </file>
 
 <file path=customXml/itemProps1.xml><?xml version="1.0" encoding="utf-8"?>
-<ds:datastoreItem xmlns:ds="http://schemas.openxmlformats.org/officeDocument/2006/customXml" ds:itemID="{6A1E9FA8-D4AB-48BA-BB29-5060FFAA5DAF}">
+<ds:datastoreItem xmlns:ds="http://schemas.openxmlformats.org/officeDocument/2006/customXml" ds:itemID="{E5A2426F-FD9E-4C9A-9BF8-A0FCD06825F4}">
   <ds:schemaRefs>
-    <ds:schemaRef ds:uri="http://schemas.microsoft.com/office/2006/metadata/properties"/>
-    <ds:schemaRef ds:uri="http://schemas.microsoft.com/office/infopath/2007/PartnerControls"/>
-    <ds:schemaRef ds:uri="0ad0e0a9-ab9a-4e6f-9f02-d25f1222e6d5"/>
-    <ds:schemaRef ds:uri="d486a57a-bb99-4dc9-bf99-6c7c10447675"/>
+    <ds:schemaRef ds:uri="http://schemas.microsoft.com/sharepoint/v3/contenttype/forms"/>
   </ds:schemaRefs>
 </ds:datastoreItem>
 </file>
@@ -3141,9 +3145,12 @@
 </file>
 
 <file path=customXml/itemProps3.xml><?xml version="1.0" encoding="utf-8"?>
-<ds:datastoreItem xmlns:ds="http://schemas.openxmlformats.org/officeDocument/2006/customXml" ds:itemID="{E5A2426F-FD9E-4C9A-9BF8-A0FCD06825F4}">
+<ds:datastoreItem xmlns:ds="http://schemas.openxmlformats.org/officeDocument/2006/customXml" ds:itemID="{6A1E9FA8-D4AB-48BA-BB29-5060FFAA5DAF}">
   <ds:schemaRefs>
-    <ds:schemaRef ds:uri="http://schemas.microsoft.com/sharepoint/v3/contenttype/forms"/>
+    <ds:schemaRef ds:uri="http://schemas.microsoft.com/office/2006/metadata/properties"/>
+    <ds:schemaRef ds:uri="http://schemas.microsoft.com/office/infopath/2007/PartnerControls"/>
+    <ds:schemaRef ds:uri="0ad0e0a9-ab9a-4e6f-9f02-d25f1222e6d5"/>
+    <ds:schemaRef ds:uri="d486a57a-bb99-4dc9-bf99-6c7c10447675"/>
   </ds:schemaRefs>
 </ds:datastoreItem>
 </file>